--- a/assets/worksheets/electromagnetic-spectrum/answer-key.docx
+++ b/assets/worksheets/electromagnetic-spectrum/answer-key.docx
@@ -105,7 +105,7 @@
             </w:pPr>
             <w:r>
               <w:rPr>
-                <w:rFonts w:ascii="Arial" w:hAnsi="Arial"/>
+                <w:rFonts w:ascii="Arial" w:hAnsi="Arial" w:cs="Arial" w:eastAsia="Arial"/>
                 <w:b/>
                 <w:color w:val="FFFFFF"/>
                 <w:sz w:val="20"/>
@@ -131,7 +131,7 @@
             </w:pPr>
             <w:r>
               <w:rPr>
-                <w:rFonts w:ascii="Arial" w:hAnsi="Arial"/>
+                <w:rFonts w:ascii="Arial" w:hAnsi="Arial" w:cs="Arial" w:eastAsia="Arial"/>
                 <w:b/>
                 <w:color w:val="FFFFFF"/>
                 <w:sz w:val="20"/>
@@ -162,7 +162,7 @@
             </w:pPr>
             <w:r>
               <w:rPr>
-                <w:rFonts w:ascii="Arial" w:hAnsi="Arial"/>
+                <w:rFonts w:ascii="Arial" w:hAnsi="Arial" w:cs="Arial" w:eastAsia="Arial"/>
                 <w:sz w:val="20"/>
               </w:rPr>
               <w:t>1</w:t>
@@ -185,7 +185,7 @@
             </w:pPr>
             <w:r>
               <w:rPr>
-                <w:rFonts w:ascii="Arial" w:hAnsi="Arial"/>
+                <w:rFonts w:ascii="Arial" w:hAnsi="Arial" w:cs="Arial" w:eastAsia="Arial"/>
                 <w:sz w:val="20"/>
               </w:rPr>
               <w:t>Radio</w:t>
@@ -214,7 +214,7 @@
             </w:pPr>
             <w:r>
               <w:rPr>
-                <w:rFonts w:ascii="Arial" w:hAnsi="Arial"/>
+                <w:rFonts w:ascii="Arial" w:hAnsi="Arial" w:cs="Arial" w:eastAsia="Arial"/>
                 <w:sz w:val="20"/>
               </w:rPr>
               <w:t>2</w:t>
@@ -237,7 +237,7 @@
             </w:pPr>
             <w:r>
               <w:rPr>
-                <w:rFonts w:ascii="Arial" w:hAnsi="Arial"/>
+                <w:rFonts w:ascii="Arial" w:hAnsi="Arial" w:cs="Arial" w:eastAsia="Arial"/>
                 <w:sz w:val="20"/>
               </w:rPr>
               <w:t>Microwaves</w:t>
@@ -266,7 +266,7 @@
             </w:pPr>
             <w:r>
               <w:rPr>
-                <w:rFonts w:ascii="Arial" w:hAnsi="Arial"/>
+                <w:rFonts w:ascii="Arial" w:hAnsi="Arial" w:cs="Arial" w:eastAsia="Arial"/>
                 <w:sz w:val="20"/>
               </w:rPr>
               <w:t>3</w:t>
@@ -289,7 +289,7 @@
             </w:pPr>
             <w:r>
               <w:rPr>
-                <w:rFonts w:ascii="Arial" w:hAnsi="Arial"/>
+                <w:rFonts w:ascii="Arial" w:hAnsi="Arial" w:cs="Arial" w:eastAsia="Arial"/>
                 <w:sz w:val="20"/>
               </w:rPr>
               <w:t>Infrared</w:t>
@@ -318,7 +318,7 @@
             </w:pPr>
             <w:r>
               <w:rPr>
-                <w:rFonts w:ascii="Arial" w:hAnsi="Arial"/>
+                <w:rFonts w:ascii="Arial" w:hAnsi="Arial" w:cs="Arial" w:eastAsia="Arial"/>
                 <w:sz w:val="20"/>
               </w:rPr>
               <w:t>4</w:t>
@@ -341,7 +341,7 @@
             </w:pPr>
             <w:r>
               <w:rPr>
-                <w:rFonts w:ascii="Arial" w:hAnsi="Arial"/>
+                <w:rFonts w:ascii="Arial" w:hAnsi="Arial" w:cs="Arial" w:eastAsia="Arial"/>
                 <w:sz w:val="20"/>
               </w:rPr>
               <w:t>Visible light</w:t>
@@ -370,7 +370,7 @@
             </w:pPr>
             <w:r>
               <w:rPr>
-                <w:rFonts w:ascii="Arial" w:hAnsi="Arial"/>
+                <w:rFonts w:ascii="Arial" w:hAnsi="Arial" w:cs="Arial" w:eastAsia="Arial"/>
                 <w:sz w:val="20"/>
               </w:rPr>
               <w:t>5</w:t>
@@ -393,7 +393,7 @@
             </w:pPr>
             <w:r>
               <w:rPr>
-                <w:rFonts w:ascii="Arial" w:hAnsi="Arial"/>
+                <w:rFonts w:ascii="Arial" w:hAnsi="Arial" w:cs="Arial" w:eastAsia="Arial"/>
                 <w:sz w:val="20"/>
               </w:rPr>
               <w:t>Ultraviolet</w:t>
@@ -422,7 +422,7 @@
             </w:pPr>
             <w:r>
               <w:rPr>
-                <w:rFonts w:ascii="Arial" w:hAnsi="Arial"/>
+                <w:rFonts w:ascii="Arial" w:hAnsi="Arial" w:cs="Arial" w:eastAsia="Arial"/>
                 <w:sz w:val="20"/>
               </w:rPr>
               <w:t>6</w:t>
@@ -445,7 +445,7 @@
             </w:pPr>
             <w:r>
               <w:rPr>
-                <w:rFonts w:ascii="Arial" w:hAnsi="Arial"/>
+                <w:rFonts w:ascii="Arial" w:hAnsi="Arial" w:cs="Arial" w:eastAsia="Arial"/>
                 <w:sz w:val="20"/>
               </w:rPr>
               <w:t>X-rays</w:t>
@@ -474,7 +474,7 @@
             </w:pPr>
             <w:r>
               <w:rPr>
-                <w:rFonts w:ascii="Arial" w:hAnsi="Arial"/>
+                <w:rFonts w:ascii="Arial" w:hAnsi="Arial" w:cs="Arial" w:eastAsia="Arial"/>
                 <w:sz w:val="20"/>
               </w:rPr>
               <w:t>7</w:t>
@@ -497,7 +497,7 @@
             </w:pPr>
             <w:r>
               <w:rPr>
-                <w:rFonts w:ascii="Arial" w:hAnsi="Arial"/>
+                <w:rFonts w:ascii="Arial" w:hAnsi="Arial" w:cs="Arial" w:eastAsia="Arial"/>
                 <w:sz w:val="20"/>
               </w:rPr>
               <w:t>Gamma rays</w:t>
@@ -790,7 +790,7 @@
   <w:docDefaults>
     <w:rPrDefault>
       <w:rPr>
-        <w:rFonts w:asciiTheme="minorHAnsi" w:eastAsiaTheme="minorEastAsia" w:hAnsiTheme="minorHAnsi" w:cstheme="minorBidi"/>
+        <w:rFonts w:ascii="Arial" w:hAnsi="Arial" w:cs="Arial" w:eastAsia="Arial"/>
         <w:sz w:val="22"/>
         <w:szCs w:val="22"/>
         <w:lang w:val="en-US" w:eastAsia="en-US" w:bidi="ar-SA"/>
@@ -949,7 +949,7 @@
       <w:spacing w:after="120" w:line="264" w:lineRule="auto"/>
     </w:pPr>
     <w:rPr>
-      <w:rFonts w:ascii="Arial" w:hAnsi="Arial"/>
+      <w:rFonts w:ascii="Arial" w:hAnsi="Arial" w:cs="Arial" w:eastAsia="Arial"/>
       <w:b w:val="0"/>
       <w:color w:val="000000"/>
       <w:sz w:val="22"/>
@@ -966,7 +966,7 @@
       <w:spacing w:after="120" w:line="264" w:lineRule="auto"/>
     </w:pPr>
     <w:rPr>
-      <w:rFonts w:ascii="Arial" w:hAnsi="Arial"/>
+      <w:rFonts w:ascii="Arial" w:hAnsi="Arial" w:cs="Arial" w:eastAsia="Arial"/>
       <w:b w:val="0"/>
       <w:color w:val="000000"/>
       <w:sz w:val="18"/>
@@ -990,7 +990,7 @@
       <w:spacing w:after="120" w:line="264" w:lineRule="auto"/>
     </w:pPr>
     <w:rPr>
-      <w:rFonts w:ascii="Arial" w:hAnsi="Arial"/>
+      <w:rFonts w:ascii="Arial" w:hAnsi="Arial" w:cs="Arial" w:eastAsia="Arial"/>
       <w:b w:val="0"/>
       <w:color w:val="000000"/>
       <w:sz w:val="18"/>
@@ -1018,7 +1018,7 @@
       <w:outlineLvl w:val="0"/>
     </w:pPr>
     <w:rPr>
-      <w:rFonts w:asciiTheme="majorHAnsi" w:eastAsiaTheme="majorEastAsia" w:hAnsiTheme="majorHAnsi" w:cstheme="majorBidi" w:ascii="Arial" w:hAnsi="Arial"/>
+      <w:rFonts w:ascii="Arial" w:hAnsi="Arial" w:cs="Arial" w:eastAsia="Arial"/>
       <w:b/>
       <w:bCs/>
       <w:color w:val="000000"/>
@@ -1042,7 +1042,7 @@
       <w:outlineLvl w:val="1"/>
     </w:pPr>
     <w:rPr>
-      <w:rFonts w:asciiTheme="majorHAnsi" w:eastAsiaTheme="majorEastAsia" w:hAnsiTheme="majorHAnsi" w:cstheme="majorBidi" w:ascii="Arial" w:hAnsi="Arial"/>
+      <w:rFonts w:ascii="Arial" w:hAnsi="Arial" w:cs="Arial" w:eastAsia="Arial"/>
       <w:b/>
       <w:bCs/>
       <w:color w:val="000000"/>
@@ -1066,7 +1066,7 @@
       <w:outlineLvl w:val="2"/>
     </w:pPr>
     <w:rPr>
-      <w:rFonts w:asciiTheme="majorHAnsi" w:eastAsiaTheme="majorEastAsia" w:hAnsiTheme="majorHAnsi" w:cstheme="majorBidi"/>
+      <w:rFonts w:ascii="Arial" w:hAnsi="Arial" w:cs="Arial" w:eastAsia="Arial"/>
       <w:b/>
       <w:bCs/>
       <w:color w:val="4F81BD" w:themeColor="accent1"/>
@@ -1089,7 +1089,7 @@
       <w:outlineLvl w:val="3"/>
     </w:pPr>
     <w:rPr>
-      <w:rFonts w:asciiTheme="majorHAnsi" w:eastAsiaTheme="majorEastAsia" w:hAnsiTheme="majorHAnsi" w:cstheme="majorBidi"/>
+      <w:rFonts w:ascii="Arial" w:hAnsi="Arial" w:cs="Arial" w:eastAsia="Arial"/>
       <w:b/>
       <w:bCs/>
       <w:i/>
@@ -1114,7 +1114,7 @@
       <w:outlineLvl w:val="4"/>
     </w:pPr>
     <w:rPr>
-      <w:rFonts w:asciiTheme="majorHAnsi" w:eastAsiaTheme="majorEastAsia" w:hAnsiTheme="majorHAnsi" w:cstheme="majorBidi"/>
+      <w:rFonts w:ascii="Arial" w:hAnsi="Arial" w:cs="Arial" w:eastAsia="Arial"/>
       <w:color w:val="243F60" w:themeColor="accent1" w:themeShade="7F"/>
     </w:rPr>
   </w:style>
@@ -1135,7 +1135,7 @@
       <w:outlineLvl w:val="5"/>
     </w:pPr>
     <w:rPr>
-      <w:rFonts w:asciiTheme="majorHAnsi" w:eastAsiaTheme="majorEastAsia" w:hAnsiTheme="majorHAnsi" w:cstheme="majorBidi"/>
+      <w:rFonts w:ascii="Arial" w:hAnsi="Arial" w:cs="Arial" w:eastAsia="Arial"/>
       <w:i/>
       <w:iCs/>
       <w:color w:val="243F60" w:themeColor="accent1" w:themeShade="7F"/>
@@ -1158,7 +1158,7 @@
       <w:outlineLvl w:val="6"/>
     </w:pPr>
     <w:rPr>
-      <w:rFonts w:asciiTheme="majorHAnsi" w:eastAsiaTheme="majorEastAsia" w:hAnsiTheme="majorHAnsi" w:cstheme="majorBidi"/>
+      <w:rFonts w:ascii="Arial" w:hAnsi="Arial" w:cs="Arial" w:eastAsia="Arial"/>
       <w:i/>
       <w:iCs/>
       <w:color w:val="404040" w:themeColor="text1" w:themeTint="BF"/>
@@ -1181,7 +1181,7 @@
       <w:outlineLvl w:val="7"/>
     </w:pPr>
     <w:rPr>
-      <w:rFonts w:asciiTheme="majorHAnsi" w:eastAsiaTheme="majorEastAsia" w:hAnsiTheme="majorHAnsi" w:cstheme="majorBidi"/>
+      <w:rFonts w:ascii="Arial" w:hAnsi="Arial" w:cs="Arial" w:eastAsia="Arial"/>
       <w:color w:val="4F81BD" w:themeColor="accent1"/>
       <w:sz w:val="20"/>
       <w:szCs w:val="20"/>
@@ -1204,7 +1204,7 @@
       <w:outlineLvl w:val="8"/>
     </w:pPr>
     <w:rPr>
-      <w:rFonts w:asciiTheme="majorHAnsi" w:eastAsiaTheme="majorEastAsia" w:hAnsiTheme="majorHAnsi" w:cstheme="majorBidi"/>
+      <w:rFonts w:ascii="Arial" w:hAnsi="Arial" w:cs="Arial" w:eastAsia="Arial"/>
       <w:i/>
       <w:iCs/>
       <w:color w:val="404040" w:themeColor="text1" w:themeTint="BF"/>
@@ -1255,7 +1255,7 @@
     <w:uiPriority w:val="9"/>
     <w:rsid w:val="00FC693F"/>
     <w:rPr>
-      <w:rFonts w:asciiTheme="majorHAnsi" w:eastAsiaTheme="majorEastAsia" w:hAnsiTheme="majorHAnsi" w:cstheme="majorBidi"/>
+      <w:rFonts w:ascii="Arial" w:hAnsi="Arial" w:cs="Arial" w:eastAsia="Arial"/>
       <w:b/>
       <w:bCs/>
       <w:color w:val="365F91" w:themeColor="accent1" w:themeShade="BF"/>
@@ -1270,7 +1270,7 @@
     <w:uiPriority w:val="9"/>
     <w:rsid w:val="00FC693F"/>
     <w:rPr>
-      <w:rFonts w:asciiTheme="majorHAnsi" w:eastAsiaTheme="majorEastAsia" w:hAnsiTheme="majorHAnsi" w:cstheme="majorBidi"/>
+      <w:rFonts w:ascii="Arial" w:hAnsi="Arial" w:cs="Arial" w:eastAsia="Arial"/>
       <w:b/>
       <w:bCs/>
       <w:color w:val="4F81BD" w:themeColor="accent1"/>
@@ -1285,7 +1285,7 @@
     <w:uiPriority w:val="9"/>
     <w:rsid w:val="00FC693F"/>
     <w:rPr>
-      <w:rFonts w:asciiTheme="majorHAnsi" w:eastAsiaTheme="majorEastAsia" w:hAnsiTheme="majorHAnsi" w:cstheme="majorBidi"/>
+      <w:rFonts w:ascii="Arial" w:hAnsi="Arial" w:cs="Arial" w:eastAsia="Arial"/>
       <w:b/>
       <w:bCs/>
       <w:color w:val="4F81BD" w:themeColor="accent1"/>
@@ -1304,7 +1304,7 @@
       <w:contextualSpacing/>
     </w:pPr>
     <w:rPr>
-      <w:rFonts w:asciiTheme="majorHAnsi" w:eastAsiaTheme="majorEastAsia" w:hAnsiTheme="majorHAnsi" w:cstheme="majorBidi" w:ascii="Arial" w:hAnsi="Arial"/>
+      <w:rFonts w:ascii="Arial" w:hAnsi="Arial" w:cs="Arial" w:eastAsia="Arial"/>
       <w:b/>
       <w:color w:val="000000"/>
       <w:spacing w:val="5"/>
@@ -1320,7 +1320,7 @@
     <w:uiPriority w:val="10"/>
     <w:rsid w:val="00FC693F"/>
     <w:rPr>
-      <w:rFonts w:asciiTheme="majorHAnsi" w:eastAsiaTheme="majorEastAsia" w:hAnsiTheme="majorHAnsi" w:cstheme="majorBidi"/>
+      <w:rFonts w:ascii="Arial" w:hAnsi="Arial" w:cs="Arial" w:eastAsia="Arial"/>
       <w:color w:val="17365D" w:themeColor="text2" w:themeShade="BF"/>
       <w:spacing w:val="5"/>
       <w:kern w:val="28"/>
@@ -1343,7 +1343,7 @@
       <w:spacing w:after="120" w:line="264" w:lineRule="auto"/>
     </w:pPr>
     <w:rPr>
-      <w:rFonts w:asciiTheme="majorHAnsi" w:eastAsiaTheme="majorEastAsia" w:hAnsiTheme="majorHAnsi" w:cstheme="majorBidi" w:ascii="Arial" w:hAnsi="Arial"/>
+      <w:rFonts w:ascii="Arial" w:hAnsi="Arial" w:cs="Arial" w:eastAsia="Arial"/>
       <w:b w:val="0"/>
       <w:i/>
       <w:iCs/>
@@ -1360,7 +1360,7 @@
     <w:uiPriority w:val="11"/>
     <w:rsid w:val="00FC693F"/>
     <w:rPr>
-      <w:rFonts w:asciiTheme="majorHAnsi" w:eastAsiaTheme="majorEastAsia" w:hAnsiTheme="majorHAnsi" w:cstheme="majorBidi"/>
+      <w:rFonts w:ascii="Arial" w:hAnsi="Arial" w:cs="Arial" w:eastAsia="Arial"/>
       <w:i/>
       <w:iCs/>
       <w:color w:val="4F81BD" w:themeColor="accent1"/>
@@ -1489,7 +1489,7 @@
       <w:contextualSpacing/>
     </w:pPr>
     <w:rPr>
-      <w:rFonts w:ascii="Arial" w:hAnsi="Arial"/>
+      <w:rFonts w:ascii="Arial" w:hAnsi="Arial" w:cs="Arial" w:eastAsia="Arial"/>
       <w:b w:val="0"/>
       <w:color w:val="000000"/>
       <w:sz w:val="22"/>
@@ -1535,7 +1535,7 @@
       <w:contextualSpacing/>
     </w:pPr>
     <w:rPr>
-      <w:rFonts w:ascii="Arial" w:hAnsi="Arial"/>
+      <w:rFonts w:ascii="Arial" w:hAnsi="Arial" w:cs="Arial" w:eastAsia="Arial"/>
       <w:b w:val="0"/>
       <w:color w:val="000000"/>
       <w:sz w:val="22"/>
@@ -1621,7 +1621,7 @@
       </w:tabs>
     </w:pPr>
     <w:rPr>
-      <w:rFonts w:ascii="Courier" w:hAnsi="Courier"/>
+      <w:rFonts w:ascii="Arial" w:hAnsi="Arial" w:cs="Arial" w:eastAsia="Arial"/>
       <w:sz w:val="20"/>
       <w:szCs w:val="20"/>
     </w:rPr>
@@ -1633,7 +1633,7 @@
     <w:uiPriority w:val="99"/>
     <w:rsid w:val="0029639D"/>
     <w:rPr>
-      <w:rFonts w:ascii="Courier" w:hAnsi="Courier"/>
+      <w:rFonts w:ascii="Arial" w:hAnsi="Arial" w:cs="Arial" w:eastAsia="Arial"/>
       <w:sz w:val="20"/>
       <w:szCs w:val="20"/>
     </w:rPr>
@@ -1672,7 +1672,7 @@
     <w:semiHidden/>
     <w:rsid w:val="00FC693F"/>
     <w:rPr>
-      <w:rFonts w:asciiTheme="majorHAnsi" w:eastAsiaTheme="majorEastAsia" w:hAnsiTheme="majorHAnsi" w:cstheme="majorBidi"/>
+      <w:rFonts w:ascii="Arial" w:hAnsi="Arial" w:cs="Arial" w:eastAsia="Arial"/>
       <w:b/>
       <w:bCs/>
       <w:i/>
@@ -1688,7 +1688,7 @@
     <w:semiHidden/>
     <w:rsid w:val="00FC693F"/>
     <w:rPr>
-      <w:rFonts w:asciiTheme="majorHAnsi" w:eastAsiaTheme="majorEastAsia" w:hAnsiTheme="majorHAnsi" w:cstheme="majorBidi"/>
+      <w:rFonts w:ascii="Arial" w:hAnsi="Arial" w:cs="Arial" w:eastAsia="Arial"/>
       <w:color w:val="243F60" w:themeColor="accent1" w:themeShade="7F"/>
     </w:rPr>
   </w:style>
@@ -1700,7 +1700,7 @@
     <w:semiHidden/>
     <w:rsid w:val="00FC693F"/>
     <w:rPr>
-      <w:rFonts w:asciiTheme="majorHAnsi" w:eastAsiaTheme="majorEastAsia" w:hAnsiTheme="majorHAnsi" w:cstheme="majorBidi"/>
+      <w:rFonts w:ascii="Arial" w:hAnsi="Arial" w:cs="Arial" w:eastAsia="Arial"/>
       <w:i/>
       <w:iCs/>
       <w:color w:val="243F60" w:themeColor="accent1" w:themeShade="7F"/>
@@ -1714,7 +1714,7 @@
     <w:semiHidden/>
     <w:rsid w:val="00FC693F"/>
     <w:rPr>
-      <w:rFonts w:asciiTheme="majorHAnsi" w:eastAsiaTheme="majorEastAsia" w:hAnsiTheme="majorHAnsi" w:cstheme="majorBidi"/>
+      <w:rFonts w:ascii="Arial" w:hAnsi="Arial" w:cs="Arial" w:eastAsia="Arial"/>
       <w:i/>
       <w:iCs/>
       <w:color w:val="404040" w:themeColor="text1" w:themeTint="BF"/>
@@ -1728,7 +1728,7 @@
     <w:semiHidden/>
     <w:rsid w:val="00FC693F"/>
     <w:rPr>
-      <w:rFonts w:asciiTheme="majorHAnsi" w:eastAsiaTheme="majorEastAsia" w:hAnsiTheme="majorHAnsi" w:cstheme="majorBidi"/>
+      <w:rFonts w:ascii="Arial" w:hAnsi="Arial" w:cs="Arial" w:eastAsia="Arial"/>
       <w:color w:val="4F81BD" w:themeColor="accent1"/>
       <w:sz w:val="20"/>
       <w:szCs w:val="20"/>
@@ -1742,7 +1742,7 @@
     <w:semiHidden/>
     <w:rsid w:val="00FC693F"/>
     <w:rPr>
-      <w:rFonts w:asciiTheme="majorHAnsi" w:eastAsiaTheme="majorEastAsia" w:hAnsiTheme="majorHAnsi" w:cstheme="majorBidi"/>
+      <w:rFonts w:ascii="Arial" w:hAnsi="Arial" w:cs="Arial" w:eastAsia="Arial"/>
       <w:i/>
       <w:iCs/>
       <w:color w:val="404040" w:themeColor="text1" w:themeTint="BF"/>
@@ -3328,7 +3328,7 @@
         <w:spacing w:before="0" w:after="0" w:line="240" w:lineRule="auto"/>
       </w:pPr>
       <w:rPr>
-        <w:rFonts w:asciiTheme="majorHAnsi" w:eastAsiaTheme="majorEastAsia" w:hAnsiTheme="majorHAnsi" w:cstheme="majorBidi"/>
+        <w:rFonts w:ascii="Arial" w:hAnsi="Arial" w:cs="Arial" w:eastAsia="Arial"/>
         <w:b/>
         <w:bCs/>
       </w:rPr>
@@ -3349,7 +3349,7 @@
         <w:spacing w:before="0" w:after="0" w:line="240" w:lineRule="auto"/>
       </w:pPr>
       <w:rPr>
-        <w:rFonts w:asciiTheme="majorHAnsi" w:eastAsiaTheme="majorEastAsia" w:hAnsiTheme="majorHAnsi" w:cstheme="majorBidi"/>
+        <w:rFonts w:ascii="Arial" w:hAnsi="Arial" w:cs="Arial" w:eastAsia="Arial"/>
         <w:b/>
         <w:bCs/>
       </w:rPr>
@@ -3367,14 +3367,14 @@
     </w:tblStylePr>
     <w:tblStylePr w:type="firstCol">
       <w:rPr>
-        <w:rFonts w:asciiTheme="majorHAnsi" w:eastAsiaTheme="majorEastAsia" w:hAnsiTheme="majorHAnsi" w:cstheme="majorBidi"/>
+        <w:rFonts w:ascii="Arial" w:hAnsi="Arial" w:cs="Arial" w:eastAsia="Arial"/>
         <w:b/>
         <w:bCs/>
       </w:rPr>
     </w:tblStylePr>
     <w:tblStylePr w:type="lastCol">
       <w:rPr>
-        <w:rFonts w:asciiTheme="majorHAnsi" w:eastAsiaTheme="majorEastAsia" w:hAnsiTheme="majorHAnsi" w:cstheme="majorBidi"/>
+        <w:rFonts w:ascii="Arial" w:hAnsi="Arial" w:cs="Arial" w:eastAsia="Arial"/>
         <w:b/>
         <w:bCs/>
       </w:rPr>
@@ -3458,7 +3458,7 @@
         <w:spacing w:before="0" w:after="0" w:line="240" w:lineRule="auto"/>
       </w:pPr>
       <w:rPr>
-        <w:rFonts w:asciiTheme="majorHAnsi" w:eastAsiaTheme="majorEastAsia" w:hAnsiTheme="majorHAnsi" w:cstheme="majorBidi"/>
+        <w:rFonts w:ascii="Arial" w:hAnsi="Arial" w:cs="Arial" w:eastAsia="Arial"/>
         <w:b/>
         <w:bCs/>
       </w:rPr>
@@ -3479,7 +3479,7 @@
         <w:spacing w:before="0" w:after="0" w:line="240" w:lineRule="auto"/>
       </w:pPr>
       <w:rPr>
-        <w:rFonts w:asciiTheme="majorHAnsi" w:eastAsiaTheme="majorEastAsia" w:hAnsiTheme="majorHAnsi" w:cstheme="majorBidi"/>
+        <w:rFonts w:ascii="Arial" w:hAnsi="Arial" w:cs="Arial" w:eastAsia="Arial"/>
         <w:b/>
         <w:bCs/>
       </w:rPr>
@@ -3497,14 +3497,14 @@
     </w:tblStylePr>
     <w:tblStylePr w:type="firstCol">
       <w:rPr>
-        <w:rFonts w:asciiTheme="majorHAnsi" w:eastAsiaTheme="majorEastAsia" w:hAnsiTheme="majorHAnsi" w:cstheme="majorBidi"/>
+        <w:rFonts w:ascii="Arial" w:hAnsi="Arial" w:cs="Arial" w:eastAsia="Arial"/>
         <w:b/>
         <w:bCs/>
       </w:rPr>
     </w:tblStylePr>
     <w:tblStylePr w:type="lastCol">
       <w:rPr>
-        <w:rFonts w:asciiTheme="majorHAnsi" w:eastAsiaTheme="majorEastAsia" w:hAnsiTheme="majorHAnsi" w:cstheme="majorBidi"/>
+        <w:rFonts w:ascii="Arial" w:hAnsi="Arial" w:cs="Arial" w:eastAsia="Arial"/>
         <w:b/>
         <w:bCs/>
       </w:rPr>
@@ -3588,7 +3588,7 @@
         <w:spacing w:before="0" w:after="0" w:line="240" w:lineRule="auto"/>
       </w:pPr>
       <w:rPr>
-        <w:rFonts w:asciiTheme="majorHAnsi" w:eastAsiaTheme="majorEastAsia" w:hAnsiTheme="majorHAnsi" w:cstheme="majorBidi"/>
+        <w:rFonts w:ascii="Arial" w:hAnsi="Arial" w:cs="Arial" w:eastAsia="Arial"/>
         <w:b/>
         <w:bCs/>
       </w:rPr>
@@ -3609,7 +3609,7 @@
         <w:spacing w:before="0" w:after="0" w:line="240" w:lineRule="auto"/>
       </w:pPr>
       <w:rPr>
-        <w:rFonts w:asciiTheme="majorHAnsi" w:eastAsiaTheme="majorEastAsia" w:hAnsiTheme="majorHAnsi" w:cstheme="majorBidi"/>
+        <w:rFonts w:ascii="Arial" w:hAnsi="Arial" w:cs="Arial" w:eastAsia="Arial"/>
         <w:b/>
         <w:bCs/>
       </w:rPr>
@@ -3627,14 +3627,14 @@
     </w:tblStylePr>
     <w:tblStylePr w:type="firstCol">
       <w:rPr>
-        <w:rFonts w:asciiTheme="majorHAnsi" w:eastAsiaTheme="majorEastAsia" w:hAnsiTheme="majorHAnsi" w:cstheme="majorBidi"/>
+        <w:rFonts w:ascii="Arial" w:hAnsi="Arial" w:cs="Arial" w:eastAsia="Arial"/>
         <w:b/>
         <w:bCs/>
       </w:rPr>
     </w:tblStylePr>
     <w:tblStylePr w:type="lastCol">
       <w:rPr>
-        <w:rFonts w:asciiTheme="majorHAnsi" w:eastAsiaTheme="majorEastAsia" w:hAnsiTheme="majorHAnsi" w:cstheme="majorBidi"/>
+        <w:rFonts w:ascii="Arial" w:hAnsi="Arial" w:cs="Arial" w:eastAsia="Arial"/>
         <w:b/>
         <w:bCs/>
       </w:rPr>
@@ -3718,7 +3718,7 @@
         <w:spacing w:before="0" w:after="0" w:line="240" w:lineRule="auto"/>
       </w:pPr>
       <w:rPr>
-        <w:rFonts w:asciiTheme="majorHAnsi" w:eastAsiaTheme="majorEastAsia" w:hAnsiTheme="majorHAnsi" w:cstheme="majorBidi"/>
+        <w:rFonts w:ascii="Arial" w:hAnsi="Arial" w:cs="Arial" w:eastAsia="Arial"/>
         <w:b/>
         <w:bCs/>
       </w:rPr>
@@ -3739,7 +3739,7 @@
         <w:spacing w:before="0" w:after="0" w:line="240" w:lineRule="auto"/>
       </w:pPr>
       <w:rPr>
-        <w:rFonts w:asciiTheme="majorHAnsi" w:eastAsiaTheme="majorEastAsia" w:hAnsiTheme="majorHAnsi" w:cstheme="majorBidi"/>
+        <w:rFonts w:ascii="Arial" w:hAnsi="Arial" w:cs="Arial" w:eastAsia="Arial"/>
         <w:b/>
         <w:bCs/>
       </w:rPr>
@@ -3757,14 +3757,14 @@
     </w:tblStylePr>
     <w:tblStylePr w:type="firstCol">
       <w:rPr>
-        <w:rFonts w:asciiTheme="majorHAnsi" w:eastAsiaTheme="majorEastAsia" w:hAnsiTheme="majorHAnsi" w:cstheme="majorBidi"/>
+        <w:rFonts w:ascii="Arial" w:hAnsi="Arial" w:cs="Arial" w:eastAsia="Arial"/>
         <w:b/>
         <w:bCs/>
       </w:rPr>
     </w:tblStylePr>
     <w:tblStylePr w:type="lastCol">
       <w:rPr>
-        <w:rFonts w:asciiTheme="majorHAnsi" w:eastAsiaTheme="majorEastAsia" w:hAnsiTheme="majorHAnsi" w:cstheme="majorBidi"/>
+        <w:rFonts w:ascii="Arial" w:hAnsi="Arial" w:cs="Arial" w:eastAsia="Arial"/>
         <w:b/>
         <w:bCs/>
       </w:rPr>
@@ -3848,7 +3848,7 @@
         <w:spacing w:before="0" w:after="0" w:line="240" w:lineRule="auto"/>
       </w:pPr>
       <w:rPr>
-        <w:rFonts w:asciiTheme="majorHAnsi" w:eastAsiaTheme="majorEastAsia" w:hAnsiTheme="majorHAnsi" w:cstheme="majorBidi"/>
+        <w:rFonts w:ascii="Arial" w:hAnsi="Arial" w:cs="Arial" w:eastAsia="Arial"/>
         <w:b/>
         <w:bCs/>
       </w:rPr>
@@ -3869,7 +3869,7 @@
         <w:spacing w:before="0" w:after="0" w:line="240" w:lineRule="auto"/>
       </w:pPr>
       <w:rPr>
-        <w:rFonts w:asciiTheme="majorHAnsi" w:eastAsiaTheme="majorEastAsia" w:hAnsiTheme="majorHAnsi" w:cstheme="majorBidi"/>
+        <w:rFonts w:ascii="Arial" w:hAnsi="Arial" w:cs="Arial" w:eastAsia="Arial"/>
         <w:b/>
         <w:bCs/>
       </w:rPr>
@@ -3887,14 +3887,14 @@
     </w:tblStylePr>
     <w:tblStylePr w:type="firstCol">
       <w:rPr>
-        <w:rFonts w:asciiTheme="majorHAnsi" w:eastAsiaTheme="majorEastAsia" w:hAnsiTheme="majorHAnsi" w:cstheme="majorBidi"/>
+        <w:rFonts w:ascii="Arial" w:hAnsi="Arial" w:cs="Arial" w:eastAsia="Arial"/>
         <w:b/>
         <w:bCs/>
       </w:rPr>
     </w:tblStylePr>
     <w:tblStylePr w:type="lastCol">
       <w:rPr>
-        <w:rFonts w:asciiTheme="majorHAnsi" w:eastAsiaTheme="majorEastAsia" w:hAnsiTheme="majorHAnsi" w:cstheme="majorBidi"/>
+        <w:rFonts w:ascii="Arial" w:hAnsi="Arial" w:cs="Arial" w:eastAsia="Arial"/>
         <w:b/>
         <w:bCs/>
       </w:rPr>
@@ -3978,7 +3978,7 @@
         <w:spacing w:before="0" w:after="0" w:line="240" w:lineRule="auto"/>
       </w:pPr>
       <w:rPr>
-        <w:rFonts w:asciiTheme="majorHAnsi" w:eastAsiaTheme="majorEastAsia" w:hAnsiTheme="majorHAnsi" w:cstheme="majorBidi"/>
+        <w:rFonts w:ascii="Arial" w:hAnsi="Arial" w:cs="Arial" w:eastAsia="Arial"/>
         <w:b/>
         <w:bCs/>
       </w:rPr>
@@ -3999,7 +3999,7 @@
         <w:spacing w:before="0" w:after="0" w:line="240" w:lineRule="auto"/>
       </w:pPr>
       <w:rPr>
-        <w:rFonts w:asciiTheme="majorHAnsi" w:eastAsiaTheme="majorEastAsia" w:hAnsiTheme="majorHAnsi" w:cstheme="majorBidi"/>
+        <w:rFonts w:ascii="Arial" w:hAnsi="Arial" w:cs="Arial" w:eastAsia="Arial"/>
         <w:b/>
         <w:bCs/>
       </w:rPr>
@@ -4017,14 +4017,14 @@
     </w:tblStylePr>
     <w:tblStylePr w:type="firstCol">
       <w:rPr>
-        <w:rFonts w:asciiTheme="majorHAnsi" w:eastAsiaTheme="majorEastAsia" w:hAnsiTheme="majorHAnsi" w:cstheme="majorBidi"/>
+        <w:rFonts w:ascii="Arial" w:hAnsi="Arial" w:cs="Arial" w:eastAsia="Arial"/>
         <w:b/>
         <w:bCs/>
       </w:rPr>
     </w:tblStylePr>
     <w:tblStylePr w:type="lastCol">
       <w:rPr>
-        <w:rFonts w:asciiTheme="majorHAnsi" w:eastAsiaTheme="majorEastAsia" w:hAnsiTheme="majorHAnsi" w:cstheme="majorBidi"/>
+        <w:rFonts w:ascii="Arial" w:hAnsi="Arial" w:cs="Arial" w:eastAsia="Arial"/>
         <w:b/>
         <w:bCs/>
       </w:rPr>
@@ -4108,7 +4108,7 @@
         <w:spacing w:before="0" w:after="0" w:line="240" w:lineRule="auto"/>
       </w:pPr>
       <w:rPr>
-        <w:rFonts w:asciiTheme="majorHAnsi" w:eastAsiaTheme="majorEastAsia" w:hAnsiTheme="majorHAnsi" w:cstheme="majorBidi"/>
+        <w:rFonts w:ascii="Arial" w:hAnsi="Arial" w:cs="Arial" w:eastAsia="Arial"/>
         <w:b/>
         <w:bCs/>
       </w:rPr>
@@ -4129,7 +4129,7 @@
         <w:spacing w:before="0" w:after="0" w:line="240" w:lineRule="auto"/>
       </w:pPr>
       <w:rPr>
-        <w:rFonts w:asciiTheme="majorHAnsi" w:eastAsiaTheme="majorEastAsia" w:hAnsiTheme="majorHAnsi" w:cstheme="majorBidi"/>
+        <w:rFonts w:ascii="Arial" w:hAnsi="Arial" w:cs="Arial" w:eastAsia="Arial"/>
         <w:b/>
         <w:bCs/>
       </w:rPr>
@@ -4147,14 +4147,14 @@
     </w:tblStylePr>
     <w:tblStylePr w:type="firstCol">
       <w:rPr>
-        <w:rFonts w:asciiTheme="majorHAnsi" w:eastAsiaTheme="majorEastAsia" w:hAnsiTheme="majorHAnsi" w:cstheme="majorBidi"/>
+        <w:rFonts w:ascii="Arial" w:hAnsi="Arial" w:cs="Arial" w:eastAsia="Arial"/>
         <w:b/>
         <w:bCs/>
       </w:rPr>
     </w:tblStylePr>
     <w:tblStylePr w:type="lastCol">
       <w:rPr>
-        <w:rFonts w:asciiTheme="majorHAnsi" w:eastAsiaTheme="majorEastAsia" w:hAnsiTheme="majorHAnsi" w:cstheme="majorBidi"/>
+        <w:rFonts w:ascii="Arial" w:hAnsi="Arial" w:cs="Arial" w:eastAsia="Arial"/>
         <w:b/>
         <w:bCs/>
       </w:rPr>
@@ -6019,7 +6019,7 @@
     </w:tblPr>
     <w:tblStylePr w:type="firstRow">
       <w:rPr>
-        <w:rFonts w:asciiTheme="majorHAnsi" w:eastAsiaTheme="majorEastAsia" w:hAnsiTheme="majorHAnsi" w:cstheme="majorBidi"/>
+        <w:rFonts w:ascii="Arial" w:hAnsi="Arial" w:cs="Arial" w:eastAsia="Arial"/>
       </w:rPr>
       <w:tblPr/>
       <w:tcPr>
@@ -6103,7 +6103,7 @@
     </w:tblPr>
     <w:tblStylePr w:type="firstRow">
       <w:rPr>
-        <w:rFonts w:asciiTheme="majorHAnsi" w:eastAsiaTheme="majorEastAsia" w:hAnsiTheme="majorHAnsi" w:cstheme="majorBidi"/>
+        <w:rFonts w:ascii="Arial" w:hAnsi="Arial" w:cs="Arial" w:eastAsia="Arial"/>
       </w:rPr>
       <w:tblPr/>
       <w:tcPr>
@@ -6187,7 +6187,7 @@
     </w:tblPr>
     <w:tblStylePr w:type="firstRow">
       <w:rPr>
-        <w:rFonts w:asciiTheme="majorHAnsi" w:eastAsiaTheme="majorEastAsia" w:hAnsiTheme="majorHAnsi" w:cstheme="majorBidi"/>
+        <w:rFonts w:ascii="Arial" w:hAnsi="Arial" w:cs="Arial" w:eastAsia="Arial"/>
       </w:rPr>
       <w:tblPr/>
       <w:tcPr>
@@ -6271,7 +6271,7 @@
     </w:tblPr>
     <w:tblStylePr w:type="firstRow">
       <w:rPr>
-        <w:rFonts w:asciiTheme="majorHAnsi" w:eastAsiaTheme="majorEastAsia" w:hAnsiTheme="majorHAnsi" w:cstheme="majorBidi"/>
+        <w:rFonts w:ascii="Arial" w:hAnsi="Arial" w:cs="Arial" w:eastAsia="Arial"/>
       </w:rPr>
       <w:tblPr/>
       <w:tcPr>
@@ -6355,7 +6355,7 @@
     </w:tblPr>
     <w:tblStylePr w:type="firstRow">
       <w:rPr>
-        <w:rFonts w:asciiTheme="majorHAnsi" w:eastAsiaTheme="majorEastAsia" w:hAnsiTheme="majorHAnsi" w:cstheme="majorBidi"/>
+        <w:rFonts w:ascii="Arial" w:hAnsi="Arial" w:cs="Arial" w:eastAsia="Arial"/>
       </w:rPr>
       <w:tblPr/>
       <w:tcPr>
@@ -6439,7 +6439,7 @@
     </w:tblPr>
     <w:tblStylePr w:type="firstRow">
       <w:rPr>
-        <w:rFonts w:asciiTheme="majorHAnsi" w:eastAsiaTheme="majorEastAsia" w:hAnsiTheme="majorHAnsi" w:cstheme="majorBidi"/>
+        <w:rFonts w:ascii="Arial" w:hAnsi="Arial" w:cs="Arial" w:eastAsia="Arial"/>
       </w:rPr>
       <w:tblPr/>
       <w:tcPr>
@@ -6523,7 +6523,7 @@
     </w:tblPr>
     <w:tblStylePr w:type="firstRow">
       <w:rPr>
-        <w:rFonts w:asciiTheme="majorHAnsi" w:eastAsiaTheme="majorEastAsia" w:hAnsiTheme="majorHAnsi" w:cstheme="majorBidi"/>
+        <w:rFonts w:ascii="Arial" w:hAnsi="Arial" w:cs="Arial" w:eastAsia="Arial"/>
       </w:rPr>
       <w:tblPr/>
       <w:tcPr>
@@ -6588,7 +6588,7 @@
       <w:spacing w:after="0" w:line="240" w:lineRule="auto"/>
     </w:pPr>
     <w:rPr>
-      <w:rFonts w:asciiTheme="majorHAnsi" w:eastAsiaTheme="majorEastAsia" w:hAnsiTheme="majorHAnsi" w:cstheme="majorBidi"/>
+      <w:rFonts w:ascii="Arial" w:hAnsi="Arial" w:cs="Arial" w:eastAsia="Arial"/>
       <w:color w:val="000000" w:themeColor="text1"/>
     </w:rPr>
     <w:tblPr>
@@ -6716,7 +6716,7 @@
       <w:spacing w:after="0" w:line="240" w:lineRule="auto"/>
     </w:pPr>
     <w:rPr>
-      <w:rFonts w:asciiTheme="majorHAnsi" w:eastAsiaTheme="majorEastAsia" w:hAnsiTheme="majorHAnsi" w:cstheme="majorBidi"/>
+      <w:rFonts w:ascii="Arial" w:hAnsi="Arial" w:cs="Arial" w:eastAsia="Arial"/>
       <w:color w:val="000000" w:themeColor="text1"/>
     </w:rPr>
     <w:tblPr>
@@ -6844,7 +6844,7 @@
       <w:spacing w:after="0" w:line="240" w:lineRule="auto"/>
     </w:pPr>
     <w:rPr>
-      <w:rFonts w:asciiTheme="majorHAnsi" w:eastAsiaTheme="majorEastAsia" w:hAnsiTheme="majorHAnsi" w:cstheme="majorBidi"/>
+      <w:rFonts w:ascii="Arial" w:hAnsi="Arial" w:cs="Arial" w:eastAsia="Arial"/>
       <w:color w:val="000000" w:themeColor="text1"/>
     </w:rPr>
     <w:tblPr>
@@ -6972,7 +6972,7 @@
       <w:spacing w:after="0" w:line="240" w:lineRule="auto"/>
     </w:pPr>
     <w:rPr>
-      <w:rFonts w:asciiTheme="majorHAnsi" w:eastAsiaTheme="majorEastAsia" w:hAnsiTheme="majorHAnsi" w:cstheme="majorBidi"/>
+      <w:rFonts w:ascii="Arial" w:hAnsi="Arial" w:cs="Arial" w:eastAsia="Arial"/>
       <w:color w:val="000000" w:themeColor="text1"/>
     </w:rPr>
     <w:tblPr>
@@ -7100,7 +7100,7 @@
       <w:spacing w:after="0" w:line="240" w:lineRule="auto"/>
     </w:pPr>
     <w:rPr>
-      <w:rFonts w:asciiTheme="majorHAnsi" w:eastAsiaTheme="majorEastAsia" w:hAnsiTheme="majorHAnsi" w:cstheme="majorBidi"/>
+      <w:rFonts w:ascii="Arial" w:hAnsi="Arial" w:cs="Arial" w:eastAsia="Arial"/>
       <w:color w:val="000000" w:themeColor="text1"/>
     </w:rPr>
     <w:tblPr>
@@ -7228,7 +7228,7 @@
       <w:spacing w:after="0" w:line="240" w:lineRule="auto"/>
     </w:pPr>
     <w:rPr>
-      <w:rFonts w:asciiTheme="majorHAnsi" w:eastAsiaTheme="majorEastAsia" w:hAnsiTheme="majorHAnsi" w:cstheme="majorBidi"/>
+      <w:rFonts w:ascii="Arial" w:hAnsi="Arial" w:cs="Arial" w:eastAsia="Arial"/>
       <w:color w:val="000000" w:themeColor="text1"/>
     </w:rPr>
     <w:tblPr>
@@ -7356,7 +7356,7 @@
       <w:spacing w:after="0" w:line="240" w:lineRule="auto"/>
     </w:pPr>
     <w:rPr>
-      <w:rFonts w:asciiTheme="majorHAnsi" w:eastAsiaTheme="majorEastAsia" w:hAnsiTheme="majorHAnsi" w:cstheme="majorBidi"/>
+      <w:rFonts w:ascii="Arial" w:hAnsi="Arial" w:cs="Arial" w:eastAsia="Arial"/>
       <w:color w:val="000000" w:themeColor="text1"/>
     </w:rPr>
     <w:tblPr>
@@ -7995,7 +7995,7 @@
       <w:spacing w:after="0" w:line="240" w:lineRule="auto"/>
     </w:pPr>
     <w:rPr>
-      <w:rFonts w:asciiTheme="majorHAnsi" w:eastAsiaTheme="majorEastAsia" w:hAnsiTheme="majorHAnsi" w:cstheme="majorBidi"/>
+      <w:rFonts w:ascii="Arial" w:hAnsi="Arial" w:cs="Arial" w:eastAsia="Arial"/>
       <w:color w:val="000000" w:themeColor="text1"/>
     </w:rPr>
     <w:tblPr>
@@ -8120,7 +8120,7 @@
       <w:spacing w:after="0" w:line="240" w:lineRule="auto"/>
     </w:pPr>
     <w:rPr>
-      <w:rFonts w:asciiTheme="majorHAnsi" w:eastAsiaTheme="majorEastAsia" w:hAnsiTheme="majorHAnsi" w:cstheme="majorBidi"/>
+      <w:rFonts w:ascii="Arial" w:hAnsi="Arial" w:cs="Arial" w:eastAsia="Arial"/>
       <w:color w:val="000000" w:themeColor="text1"/>
     </w:rPr>
     <w:tblPr>
@@ -8245,7 +8245,7 @@
       <w:spacing w:after="0" w:line="240" w:lineRule="auto"/>
     </w:pPr>
     <w:rPr>
-      <w:rFonts w:asciiTheme="majorHAnsi" w:eastAsiaTheme="majorEastAsia" w:hAnsiTheme="majorHAnsi" w:cstheme="majorBidi"/>
+      <w:rFonts w:ascii="Arial" w:hAnsi="Arial" w:cs="Arial" w:eastAsia="Arial"/>
       <w:color w:val="000000" w:themeColor="text1"/>
     </w:rPr>
     <w:tblPr>
@@ -8370,7 +8370,7 @@
       <w:spacing w:after="0" w:line="240" w:lineRule="auto"/>
     </w:pPr>
     <w:rPr>
-      <w:rFonts w:asciiTheme="majorHAnsi" w:eastAsiaTheme="majorEastAsia" w:hAnsiTheme="majorHAnsi" w:cstheme="majorBidi"/>
+      <w:rFonts w:ascii="Arial" w:hAnsi="Arial" w:cs="Arial" w:eastAsia="Arial"/>
       <w:color w:val="000000" w:themeColor="text1"/>
     </w:rPr>
     <w:tblPr>
@@ -8495,7 +8495,7 @@
       <w:spacing w:after="0" w:line="240" w:lineRule="auto"/>
     </w:pPr>
     <w:rPr>
-      <w:rFonts w:asciiTheme="majorHAnsi" w:eastAsiaTheme="majorEastAsia" w:hAnsiTheme="majorHAnsi" w:cstheme="majorBidi"/>
+      <w:rFonts w:ascii="Arial" w:hAnsi="Arial" w:cs="Arial" w:eastAsia="Arial"/>
       <w:color w:val="000000" w:themeColor="text1"/>
     </w:rPr>
     <w:tblPr>
@@ -8620,7 +8620,7 @@
       <w:spacing w:after="0" w:line="240" w:lineRule="auto"/>
     </w:pPr>
     <w:rPr>
-      <w:rFonts w:asciiTheme="majorHAnsi" w:eastAsiaTheme="majorEastAsia" w:hAnsiTheme="majorHAnsi" w:cstheme="majorBidi"/>
+      <w:rFonts w:ascii="Arial" w:hAnsi="Arial" w:cs="Arial" w:eastAsia="Arial"/>
       <w:color w:val="000000" w:themeColor="text1"/>
     </w:rPr>
     <w:tblPr>
@@ -8745,7 +8745,7 @@
       <w:spacing w:after="0" w:line="240" w:lineRule="auto"/>
     </w:pPr>
     <w:rPr>
-      <w:rFonts w:asciiTheme="majorHAnsi" w:eastAsiaTheme="majorEastAsia" w:hAnsiTheme="majorHAnsi" w:cstheme="majorBidi"/>
+      <w:rFonts w:ascii="Arial" w:hAnsi="Arial" w:cs="Arial" w:eastAsia="Arial"/>
       <w:color w:val="000000" w:themeColor="text1"/>
     </w:rPr>
     <w:tblPr>
@@ -12660,7 +12660,7 @@
   <w:docDefaults>
     <w:rPrDefault>
       <w:rPr>
-        <w:rFonts w:asciiTheme="minorHAnsi" w:eastAsiaTheme="minorEastAsia" w:hAnsiTheme="minorHAnsi" w:cstheme="minorBidi"/>
+        <w:rFonts w:ascii="Arial" w:hAnsi="Arial" w:cs="Arial" w:eastAsia="Arial"/>
         <w:sz w:val="22"/>
         <w:szCs w:val="22"/>
         <w:lang w:val="en-US" w:eastAsia="en-US" w:bidi="ar-SA"/>
@@ -12831,7 +12831,7 @@
       <w:outlineLvl w:val="0"/>
     </w:pPr>
     <w:rPr>
-      <w:rFonts w:asciiTheme="majorHAnsi" w:eastAsiaTheme="majorEastAsia" w:hAnsiTheme="majorHAnsi" w:cstheme="majorBidi"/>
+      <w:rFonts w:ascii="Arial" w:hAnsi="Arial" w:cs="Arial" w:eastAsia="Arial"/>
       <w:b/>
       <w:bCs/>
       <w:color w:val="365F91" w:themeColor="accent1" w:themeShade="BF"/>
@@ -12855,7 +12855,7 @@
       <w:outlineLvl w:val="1"/>
     </w:pPr>
     <w:rPr>
-      <w:rFonts w:asciiTheme="majorHAnsi" w:eastAsiaTheme="majorEastAsia" w:hAnsiTheme="majorHAnsi" w:cstheme="majorBidi"/>
+      <w:rFonts w:ascii="Arial" w:hAnsi="Arial" w:cs="Arial" w:eastAsia="Arial"/>
       <w:b/>
       <w:bCs/>
       <w:color w:val="4F81BD" w:themeColor="accent1"/>
@@ -12879,7 +12879,7 @@
       <w:outlineLvl w:val="2"/>
     </w:pPr>
     <w:rPr>
-      <w:rFonts w:asciiTheme="majorHAnsi" w:eastAsiaTheme="majorEastAsia" w:hAnsiTheme="majorHAnsi" w:cstheme="majorBidi"/>
+      <w:rFonts w:ascii="Arial" w:hAnsi="Arial" w:cs="Arial" w:eastAsia="Arial"/>
       <w:b/>
       <w:bCs/>
       <w:color w:val="4F81BD" w:themeColor="accent1"/>
@@ -12902,7 +12902,7 @@
       <w:outlineLvl w:val="3"/>
     </w:pPr>
     <w:rPr>
-      <w:rFonts w:asciiTheme="majorHAnsi" w:eastAsiaTheme="majorEastAsia" w:hAnsiTheme="majorHAnsi" w:cstheme="majorBidi"/>
+      <w:rFonts w:ascii="Arial" w:hAnsi="Arial" w:cs="Arial" w:eastAsia="Arial"/>
       <w:b/>
       <w:bCs/>
       <w:i/>
@@ -12927,7 +12927,7 @@
       <w:outlineLvl w:val="4"/>
     </w:pPr>
     <w:rPr>
-      <w:rFonts w:asciiTheme="majorHAnsi" w:eastAsiaTheme="majorEastAsia" w:hAnsiTheme="majorHAnsi" w:cstheme="majorBidi"/>
+      <w:rFonts w:ascii="Arial" w:hAnsi="Arial" w:cs="Arial" w:eastAsia="Arial"/>
       <w:color w:val="243F60" w:themeColor="accent1" w:themeShade="7F"/>
     </w:rPr>
   </w:style>
@@ -12948,7 +12948,7 @@
       <w:outlineLvl w:val="5"/>
     </w:pPr>
     <w:rPr>
-      <w:rFonts w:asciiTheme="majorHAnsi" w:eastAsiaTheme="majorEastAsia" w:hAnsiTheme="majorHAnsi" w:cstheme="majorBidi"/>
+      <w:rFonts w:ascii="Arial" w:hAnsi="Arial" w:cs="Arial" w:eastAsia="Arial"/>
       <w:i/>
       <w:iCs/>
       <w:color w:val="243F60" w:themeColor="accent1" w:themeShade="7F"/>
@@ -12971,7 +12971,7 @@
       <w:outlineLvl w:val="6"/>
     </w:pPr>
     <w:rPr>
-      <w:rFonts w:asciiTheme="majorHAnsi" w:eastAsiaTheme="majorEastAsia" w:hAnsiTheme="majorHAnsi" w:cstheme="majorBidi"/>
+      <w:rFonts w:ascii="Arial" w:hAnsi="Arial" w:cs="Arial" w:eastAsia="Arial"/>
       <w:i/>
       <w:iCs/>
       <w:color w:val="404040" w:themeColor="text1" w:themeTint="BF"/>
@@ -12994,7 +12994,7 @@
       <w:outlineLvl w:val="7"/>
     </w:pPr>
     <w:rPr>
-      <w:rFonts w:asciiTheme="majorHAnsi" w:eastAsiaTheme="majorEastAsia" w:hAnsiTheme="majorHAnsi" w:cstheme="majorBidi"/>
+      <w:rFonts w:ascii="Arial" w:hAnsi="Arial" w:cs="Arial" w:eastAsia="Arial"/>
       <w:color w:val="4F81BD" w:themeColor="accent1"/>
       <w:sz w:val="20"/>
       <w:szCs w:val="20"/>
@@ -13017,7 +13017,7 @@
       <w:outlineLvl w:val="8"/>
     </w:pPr>
     <w:rPr>
-      <w:rFonts w:asciiTheme="majorHAnsi" w:eastAsiaTheme="majorEastAsia" w:hAnsiTheme="majorHAnsi" w:cstheme="majorBidi"/>
+      <w:rFonts w:ascii="Arial" w:hAnsi="Arial" w:cs="Arial" w:eastAsia="Arial"/>
       <w:i/>
       <w:iCs/>
       <w:color w:val="404040" w:themeColor="text1" w:themeTint="BF"/>
@@ -13068,7 +13068,7 @@
     <w:uiPriority w:val="9"/>
     <w:rsid w:val="00FC693F"/>
     <w:rPr>
-      <w:rFonts w:asciiTheme="majorHAnsi" w:eastAsiaTheme="majorEastAsia" w:hAnsiTheme="majorHAnsi" w:cstheme="majorBidi"/>
+      <w:rFonts w:ascii="Arial" w:hAnsi="Arial" w:cs="Arial" w:eastAsia="Arial"/>
       <w:b/>
       <w:bCs/>
       <w:color w:val="365F91" w:themeColor="accent1" w:themeShade="BF"/>
@@ -13083,7 +13083,7 @@
     <w:uiPriority w:val="9"/>
     <w:rsid w:val="00FC693F"/>
     <w:rPr>
-      <w:rFonts w:asciiTheme="majorHAnsi" w:eastAsiaTheme="majorEastAsia" w:hAnsiTheme="majorHAnsi" w:cstheme="majorBidi"/>
+      <w:rFonts w:ascii="Arial" w:hAnsi="Arial" w:cs="Arial" w:eastAsia="Arial"/>
       <w:b/>
       <w:bCs/>
       <w:color w:val="4F81BD" w:themeColor="accent1"/>
@@ -13098,7 +13098,7 @@
     <w:uiPriority w:val="9"/>
     <w:rsid w:val="00FC693F"/>
     <w:rPr>
-      <w:rFonts w:asciiTheme="majorHAnsi" w:eastAsiaTheme="majorEastAsia" w:hAnsiTheme="majorHAnsi" w:cstheme="majorBidi"/>
+      <w:rFonts w:ascii="Arial" w:hAnsi="Arial" w:cs="Arial" w:eastAsia="Arial"/>
       <w:b/>
       <w:bCs/>
       <w:color w:val="4F81BD" w:themeColor="accent1"/>
@@ -13120,7 +13120,7 @@
       <w:contextualSpacing/>
     </w:pPr>
     <w:rPr>
-      <w:rFonts w:asciiTheme="majorHAnsi" w:eastAsiaTheme="majorEastAsia" w:hAnsiTheme="majorHAnsi" w:cstheme="majorBidi"/>
+      <w:rFonts w:ascii="Arial" w:hAnsi="Arial" w:cs="Arial" w:eastAsia="Arial"/>
       <w:color w:val="17365D" w:themeColor="text2" w:themeShade="BF"/>
       <w:spacing w:val="5"/>
       <w:kern w:val="28"/>
@@ -13135,7 +13135,7 @@
     <w:uiPriority w:val="10"/>
     <w:rsid w:val="00FC693F"/>
     <w:rPr>
-      <w:rFonts w:asciiTheme="majorHAnsi" w:eastAsiaTheme="majorEastAsia" w:hAnsiTheme="majorHAnsi" w:cstheme="majorBidi"/>
+      <w:rFonts w:ascii="Arial" w:hAnsi="Arial" w:cs="Arial" w:eastAsia="Arial"/>
       <w:color w:val="17365D" w:themeColor="text2" w:themeShade="BF"/>
       <w:spacing w:val="5"/>
       <w:kern w:val="28"/>
@@ -13157,7 +13157,7 @@
       </w:numPr>
     </w:pPr>
     <w:rPr>
-      <w:rFonts w:asciiTheme="majorHAnsi" w:eastAsiaTheme="majorEastAsia" w:hAnsiTheme="majorHAnsi" w:cstheme="majorBidi"/>
+      <w:rFonts w:ascii="Arial" w:hAnsi="Arial" w:cs="Arial" w:eastAsia="Arial"/>
       <w:i/>
       <w:iCs/>
       <w:color w:val="4F81BD" w:themeColor="accent1"/>
@@ -13173,7 +13173,7 @@
     <w:uiPriority w:val="11"/>
     <w:rsid w:val="00FC693F"/>
     <w:rPr>
-      <w:rFonts w:asciiTheme="majorHAnsi" w:eastAsiaTheme="majorEastAsia" w:hAnsiTheme="majorHAnsi" w:cstheme="majorBidi"/>
+      <w:rFonts w:ascii="Arial" w:hAnsi="Arial" w:cs="Arial" w:eastAsia="Arial"/>
       <w:i/>
       <w:iCs/>
       <w:color w:val="4F81BD" w:themeColor="accent1"/>
@@ -13420,7 +13420,7 @@
       </w:tabs>
     </w:pPr>
     <w:rPr>
-      <w:rFonts w:ascii="Courier" w:hAnsi="Courier"/>
+      <w:rFonts w:ascii="Arial" w:hAnsi="Arial" w:cs="Arial" w:eastAsia="Arial"/>
       <w:sz w:val="20"/>
       <w:szCs w:val="20"/>
     </w:rPr>
@@ -13432,7 +13432,7 @@
     <w:uiPriority w:val="99"/>
     <w:rsid w:val="0029639D"/>
     <w:rPr>
-      <w:rFonts w:ascii="Courier" w:hAnsi="Courier"/>
+      <w:rFonts w:ascii="Arial" w:hAnsi="Arial" w:cs="Arial" w:eastAsia="Arial"/>
       <w:sz w:val="20"/>
       <w:szCs w:val="20"/>
     </w:rPr>
@@ -13471,7 +13471,7 @@
     <w:semiHidden/>
     <w:rsid w:val="00FC693F"/>
     <w:rPr>
-      <w:rFonts w:asciiTheme="majorHAnsi" w:eastAsiaTheme="majorEastAsia" w:hAnsiTheme="majorHAnsi" w:cstheme="majorBidi"/>
+      <w:rFonts w:ascii="Arial" w:hAnsi="Arial" w:cs="Arial" w:eastAsia="Arial"/>
       <w:b/>
       <w:bCs/>
       <w:i/>
@@ -13487,7 +13487,7 @@
     <w:semiHidden/>
     <w:rsid w:val="00FC693F"/>
     <w:rPr>
-      <w:rFonts w:asciiTheme="majorHAnsi" w:eastAsiaTheme="majorEastAsia" w:hAnsiTheme="majorHAnsi" w:cstheme="majorBidi"/>
+      <w:rFonts w:ascii="Arial" w:hAnsi="Arial" w:cs="Arial" w:eastAsia="Arial"/>
       <w:color w:val="243F60" w:themeColor="accent1" w:themeShade="7F"/>
     </w:rPr>
   </w:style>
@@ -13499,7 +13499,7 @@
     <w:semiHidden/>
     <w:rsid w:val="00FC693F"/>
     <w:rPr>
-      <w:rFonts w:asciiTheme="majorHAnsi" w:eastAsiaTheme="majorEastAsia" w:hAnsiTheme="majorHAnsi" w:cstheme="majorBidi"/>
+      <w:rFonts w:ascii="Arial" w:hAnsi="Arial" w:cs="Arial" w:eastAsia="Arial"/>
       <w:i/>
       <w:iCs/>
       <w:color w:val="243F60" w:themeColor="accent1" w:themeShade="7F"/>
@@ -13513,7 +13513,7 @@
     <w:semiHidden/>
     <w:rsid w:val="00FC693F"/>
     <w:rPr>
-      <w:rFonts w:asciiTheme="majorHAnsi" w:eastAsiaTheme="majorEastAsia" w:hAnsiTheme="majorHAnsi" w:cstheme="majorBidi"/>
+      <w:rFonts w:ascii="Arial" w:hAnsi="Arial" w:cs="Arial" w:eastAsia="Arial"/>
       <w:i/>
       <w:iCs/>
       <w:color w:val="404040" w:themeColor="text1" w:themeTint="BF"/>
@@ -13527,7 +13527,7 @@
     <w:semiHidden/>
     <w:rsid w:val="00FC693F"/>
     <w:rPr>
-      <w:rFonts w:asciiTheme="majorHAnsi" w:eastAsiaTheme="majorEastAsia" w:hAnsiTheme="majorHAnsi" w:cstheme="majorBidi"/>
+      <w:rFonts w:ascii="Arial" w:hAnsi="Arial" w:cs="Arial" w:eastAsia="Arial"/>
       <w:color w:val="4F81BD" w:themeColor="accent1"/>
       <w:sz w:val="20"/>
       <w:szCs w:val="20"/>
@@ -13541,7 +13541,7 @@
     <w:semiHidden/>
     <w:rsid w:val="00FC693F"/>
     <w:rPr>
-      <w:rFonts w:asciiTheme="majorHAnsi" w:eastAsiaTheme="majorEastAsia" w:hAnsiTheme="majorHAnsi" w:cstheme="majorBidi"/>
+      <w:rFonts w:ascii="Arial" w:hAnsi="Arial" w:cs="Arial" w:eastAsia="Arial"/>
       <w:i/>
       <w:iCs/>
       <w:color w:val="404040" w:themeColor="text1" w:themeTint="BF"/>
@@ -15130,7 +15130,7 @@
         <w:spacing w:before="0" w:after="0" w:line="240" w:lineRule="auto"/>
       </w:pPr>
       <w:rPr>
-        <w:rFonts w:asciiTheme="majorHAnsi" w:eastAsiaTheme="majorEastAsia" w:hAnsiTheme="majorHAnsi" w:cstheme="majorBidi"/>
+        <w:rFonts w:ascii="Arial" w:hAnsi="Arial" w:cs="Arial" w:eastAsia="Arial"/>
         <w:b/>
         <w:bCs/>
       </w:rPr>
@@ -15151,7 +15151,7 @@
         <w:spacing w:before="0" w:after="0" w:line="240" w:lineRule="auto"/>
       </w:pPr>
       <w:rPr>
-        <w:rFonts w:asciiTheme="majorHAnsi" w:eastAsiaTheme="majorEastAsia" w:hAnsiTheme="majorHAnsi" w:cstheme="majorBidi"/>
+        <w:rFonts w:ascii="Arial" w:hAnsi="Arial" w:cs="Arial" w:eastAsia="Arial"/>
         <w:b/>
         <w:bCs/>
       </w:rPr>
@@ -15169,14 +15169,14 @@
     </w:tblStylePr>
     <w:tblStylePr w:type="firstCol">
       <w:rPr>
-        <w:rFonts w:asciiTheme="majorHAnsi" w:eastAsiaTheme="majorEastAsia" w:hAnsiTheme="majorHAnsi" w:cstheme="majorBidi"/>
+        <w:rFonts w:ascii="Arial" w:hAnsi="Arial" w:cs="Arial" w:eastAsia="Arial"/>
         <w:b/>
         <w:bCs/>
       </w:rPr>
     </w:tblStylePr>
     <w:tblStylePr w:type="lastCol">
       <w:rPr>
-        <w:rFonts w:asciiTheme="majorHAnsi" w:eastAsiaTheme="majorEastAsia" w:hAnsiTheme="majorHAnsi" w:cstheme="majorBidi"/>
+        <w:rFonts w:ascii="Arial" w:hAnsi="Arial" w:cs="Arial" w:eastAsia="Arial"/>
         <w:b/>
         <w:bCs/>
       </w:rPr>
@@ -15260,7 +15260,7 @@
         <w:spacing w:before="0" w:after="0" w:line="240" w:lineRule="auto"/>
       </w:pPr>
       <w:rPr>
-        <w:rFonts w:asciiTheme="majorHAnsi" w:eastAsiaTheme="majorEastAsia" w:hAnsiTheme="majorHAnsi" w:cstheme="majorBidi"/>
+        <w:rFonts w:ascii="Arial" w:hAnsi="Arial" w:cs="Arial" w:eastAsia="Arial"/>
         <w:b/>
         <w:bCs/>
       </w:rPr>
@@ -15281,7 +15281,7 @@
         <w:spacing w:before="0" w:after="0" w:line="240" w:lineRule="auto"/>
       </w:pPr>
       <w:rPr>
-        <w:rFonts w:asciiTheme="majorHAnsi" w:eastAsiaTheme="majorEastAsia" w:hAnsiTheme="majorHAnsi" w:cstheme="majorBidi"/>
+        <w:rFonts w:ascii="Arial" w:hAnsi="Arial" w:cs="Arial" w:eastAsia="Arial"/>
         <w:b/>
         <w:bCs/>
       </w:rPr>
@@ -15299,14 +15299,14 @@
     </w:tblStylePr>
     <w:tblStylePr w:type="firstCol">
       <w:rPr>
-        <w:rFonts w:asciiTheme="majorHAnsi" w:eastAsiaTheme="majorEastAsia" w:hAnsiTheme="majorHAnsi" w:cstheme="majorBidi"/>
+        <w:rFonts w:ascii="Arial" w:hAnsi="Arial" w:cs="Arial" w:eastAsia="Arial"/>
         <w:b/>
         <w:bCs/>
       </w:rPr>
     </w:tblStylePr>
     <w:tblStylePr w:type="lastCol">
       <w:rPr>
-        <w:rFonts w:asciiTheme="majorHAnsi" w:eastAsiaTheme="majorEastAsia" w:hAnsiTheme="majorHAnsi" w:cstheme="majorBidi"/>
+        <w:rFonts w:ascii="Arial" w:hAnsi="Arial" w:cs="Arial" w:eastAsia="Arial"/>
         <w:b/>
         <w:bCs/>
       </w:rPr>
@@ -15390,7 +15390,7 @@
         <w:spacing w:before="0" w:after="0" w:line="240" w:lineRule="auto"/>
       </w:pPr>
       <w:rPr>
-        <w:rFonts w:asciiTheme="majorHAnsi" w:eastAsiaTheme="majorEastAsia" w:hAnsiTheme="majorHAnsi" w:cstheme="majorBidi"/>
+        <w:rFonts w:ascii="Arial" w:hAnsi="Arial" w:cs="Arial" w:eastAsia="Arial"/>
         <w:b/>
         <w:bCs/>
       </w:rPr>
@@ -15411,7 +15411,7 @@
         <w:spacing w:before="0" w:after="0" w:line="240" w:lineRule="auto"/>
       </w:pPr>
       <w:rPr>
-        <w:rFonts w:asciiTheme="majorHAnsi" w:eastAsiaTheme="majorEastAsia" w:hAnsiTheme="majorHAnsi" w:cstheme="majorBidi"/>
+        <w:rFonts w:ascii="Arial" w:hAnsi="Arial" w:cs="Arial" w:eastAsia="Arial"/>
         <w:b/>
         <w:bCs/>
       </w:rPr>
@@ -15429,14 +15429,14 @@
     </w:tblStylePr>
     <w:tblStylePr w:type="firstCol">
       <w:rPr>
-        <w:rFonts w:asciiTheme="majorHAnsi" w:eastAsiaTheme="majorEastAsia" w:hAnsiTheme="majorHAnsi" w:cstheme="majorBidi"/>
+        <w:rFonts w:ascii="Arial" w:hAnsi="Arial" w:cs="Arial" w:eastAsia="Arial"/>
         <w:b/>
         <w:bCs/>
       </w:rPr>
     </w:tblStylePr>
     <w:tblStylePr w:type="lastCol">
       <w:rPr>
-        <w:rFonts w:asciiTheme="majorHAnsi" w:eastAsiaTheme="majorEastAsia" w:hAnsiTheme="majorHAnsi" w:cstheme="majorBidi"/>
+        <w:rFonts w:ascii="Arial" w:hAnsi="Arial" w:cs="Arial" w:eastAsia="Arial"/>
         <w:b/>
         <w:bCs/>
       </w:rPr>
@@ -15520,7 +15520,7 @@
         <w:spacing w:before="0" w:after="0" w:line="240" w:lineRule="auto"/>
       </w:pPr>
       <w:rPr>
-        <w:rFonts w:asciiTheme="majorHAnsi" w:eastAsiaTheme="majorEastAsia" w:hAnsiTheme="majorHAnsi" w:cstheme="majorBidi"/>
+        <w:rFonts w:ascii="Arial" w:hAnsi="Arial" w:cs="Arial" w:eastAsia="Arial"/>
         <w:b/>
         <w:bCs/>
       </w:rPr>
@@ -15541,7 +15541,7 @@
         <w:spacing w:before="0" w:after="0" w:line="240" w:lineRule="auto"/>
       </w:pPr>
       <w:rPr>
-        <w:rFonts w:asciiTheme="majorHAnsi" w:eastAsiaTheme="majorEastAsia" w:hAnsiTheme="majorHAnsi" w:cstheme="majorBidi"/>
+        <w:rFonts w:ascii="Arial" w:hAnsi="Arial" w:cs="Arial" w:eastAsia="Arial"/>
         <w:b/>
         <w:bCs/>
       </w:rPr>
@@ -15559,14 +15559,14 @@
     </w:tblStylePr>
     <w:tblStylePr w:type="firstCol">
       <w:rPr>
-        <w:rFonts w:asciiTheme="majorHAnsi" w:eastAsiaTheme="majorEastAsia" w:hAnsiTheme="majorHAnsi" w:cstheme="majorBidi"/>
+        <w:rFonts w:ascii="Arial" w:hAnsi="Arial" w:cs="Arial" w:eastAsia="Arial"/>
         <w:b/>
         <w:bCs/>
       </w:rPr>
     </w:tblStylePr>
     <w:tblStylePr w:type="lastCol">
       <w:rPr>
-        <w:rFonts w:asciiTheme="majorHAnsi" w:eastAsiaTheme="majorEastAsia" w:hAnsiTheme="majorHAnsi" w:cstheme="majorBidi"/>
+        <w:rFonts w:ascii="Arial" w:hAnsi="Arial" w:cs="Arial" w:eastAsia="Arial"/>
         <w:b/>
         <w:bCs/>
       </w:rPr>
@@ -15650,7 +15650,7 @@
         <w:spacing w:before="0" w:after="0" w:line="240" w:lineRule="auto"/>
       </w:pPr>
       <w:rPr>
-        <w:rFonts w:asciiTheme="majorHAnsi" w:eastAsiaTheme="majorEastAsia" w:hAnsiTheme="majorHAnsi" w:cstheme="majorBidi"/>
+        <w:rFonts w:ascii="Arial" w:hAnsi="Arial" w:cs="Arial" w:eastAsia="Arial"/>
         <w:b/>
         <w:bCs/>
       </w:rPr>
@@ -15671,7 +15671,7 @@
         <w:spacing w:before="0" w:after="0" w:line="240" w:lineRule="auto"/>
       </w:pPr>
       <w:rPr>
-        <w:rFonts w:asciiTheme="majorHAnsi" w:eastAsiaTheme="majorEastAsia" w:hAnsiTheme="majorHAnsi" w:cstheme="majorBidi"/>
+        <w:rFonts w:ascii="Arial" w:hAnsi="Arial" w:cs="Arial" w:eastAsia="Arial"/>
         <w:b/>
         <w:bCs/>
       </w:rPr>
@@ -15689,14 +15689,14 @@
     </w:tblStylePr>
     <w:tblStylePr w:type="firstCol">
       <w:rPr>
-        <w:rFonts w:asciiTheme="majorHAnsi" w:eastAsiaTheme="majorEastAsia" w:hAnsiTheme="majorHAnsi" w:cstheme="majorBidi"/>
+        <w:rFonts w:ascii="Arial" w:hAnsi="Arial" w:cs="Arial" w:eastAsia="Arial"/>
         <w:b/>
         <w:bCs/>
       </w:rPr>
     </w:tblStylePr>
     <w:tblStylePr w:type="lastCol">
       <w:rPr>
-        <w:rFonts w:asciiTheme="majorHAnsi" w:eastAsiaTheme="majorEastAsia" w:hAnsiTheme="majorHAnsi" w:cstheme="majorBidi"/>
+        <w:rFonts w:ascii="Arial" w:hAnsi="Arial" w:cs="Arial" w:eastAsia="Arial"/>
         <w:b/>
         <w:bCs/>
       </w:rPr>
@@ -15780,7 +15780,7 @@
         <w:spacing w:before="0" w:after="0" w:line="240" w:lineRule="auto"/>
       </w:pPr>
       <w:rPr>
-        <w:rFonts w:asciiTheme="majorHAnsi" w:eastAsiaTheme="majorEastAsia" w:hAnsiTheme="majorHAnsi" w:cstheme="majorBidi"/>
+        <w:rFonts w:ascii="Arial" w:hAnsi="Arial" w:cs="Arial" w:eastAsia="Arial"/>
         <w:b/>
         <w:bCs/>
       </w:rPr>
@@ -15801,7 +15801,7 @@
         <w:spacing w:before="0" w:after="0" w:line="240" w:lineRule="auto"/>
       </w:pPr>
       <w:rPr>
-        <w:rFonts w:asciiTheme="majorHAnsi" w:eastAsiaTheme="majorEastAsia" w:hAnsiTheme="majorHAnsi" w:cstheme="majorBidi"/>
+        <w:rFonts w:ascii="Arial" w:hAnsi="Arial" w:cs="Arial" w:eastAsia="Arial"/>
         <w:b/>
         <w:bCs/>
       </w:rPr>
@@ -15819,14 +15819,14 @@
     </w:tblStylePr>
     <w:tblStylePr w:type="firstCol">
       <w:rPr>
-        <w:rFonts w:asciiTheme="majorHAnsi" w:eastAsiaTheme="majorEastAsia" w:hAnsiTheme="majorHAnsi" w:cstheme="majorBidi"/>
+        <w:rFonts w:ascii="Arial" w:hAnsi="Arial" w:cs="Arial" w:eastAsia="Arial"/>
         <w:b/>
         <w:bCs/>
       </w:rPr>
     </w:tblStylePr>
     <w:tblStylePr w:type="lastCol">
       <w:rPr>
-        <w:rFonts w:asciiTheme="majorHAnsi" w:eastAsiaTheme="majorEastAsia" w:hAnsiTheme="majorHAnsi" w:cstheme="majorBidi"/>
+        <w:rFonts w:ascii="Arial" w:hAnsi="Arial" w:cs="Arial" w:eastAsia="Arial"/>
         <w:b/>
         <w:bCs/>
       </w:rPr>
@@ -15910,7 +15910,7 @@
         <w:spacing w:before="0" w:after="0" w:line="240" w:lineRule="auto"/>
       </w:pPr>
       <w:rPr>
-        <w:rFonts w:asciiTheme="majorHAnsi" w:eastAsiaTheme="majorEastAsia" w:hAnsiTheme="majorHAnsi" w:cstheme="majorBidi"/>
+        <w:rFonts w:ascii="Arial" w:hAnsi="Arial" w:cs="Arial" w:eastAsia="Arial"/>
         <w:b/>
         <w:bCs/>
       </w:rPr>
@@ -15931,7 +15931,7 @@
         <w:spacing w:before="0" w:after="0" w:line="240" w:lineRule="auto"/>
       </w:pPr>
       <w:rPr>
-        <w:rFonts w:asciiTheme="majorHAnsi" w:eastAsiaTheme="majorEastAsia" w:hAnsiTheme="majorHAnsi" w:cstheme="majorBidi"/>
+        <w:rFonts w:ascii="Arial" w:hAnsi="Arial" w:cs="Arial" w:eastAsia="Arial"/>
         <w:b/>
         <w:bCs/>
       </w:rPr>
@@ -15949,14 +15949,14 @@
     </w:tblStylePr>
     <w:tblStylePr w:type="firstCol">
       <w:rPr>
-        <w:rFonts w:asciiTheme="majorHAnsi" w:eastAsiaTheme="majorEastAsia" w:hAnsiTheme="majorHAnsi" w:cstheme="majorBidi"/>
+        <w:rFonts w:ascii="Arial" w:hAnsi="Arial" w:cs="Arial" w:eastAsia="Arial"/>
         <w:b/>
         <w:bCs/>
       </w:rPr>
     </w:tblStylePr>
     <w:tblStylePr w:type="lastCol">
       <w:rPr>
-        <w:rFonts w:asciiTheme="majorHAnsi" w:eastAsiaTheme="majorEastAsia" w:hAnsiTheme="majorHAnsi" w:cstheme="majorBidi"/>
+        <w:rFonts w:ascii="Arial" w:hAnsi="Arial" w:cs="Arial" w:eastAsia="Arial"/>
         <w:b/>
         <w:bCs/>
       </w:rPr>
@@ -17821,7 +17821,7 @@
     </w:tblPr>
     <w:tblStylePr w:type="firstRow">
       <w:rPr>
-        <w:rFonts w:asciiTheme="majorHAnsi" w:eastAsiaTheme="majorEastAsia" w:hAnsiTheme="majorHAnsi" w:cstheme="majorBidi"/>
+        <w:rFonts w:ascii="Arial" w:hAnsi="Arial" w:cs="Arial" w:eastAsia="Arial"/>
       </w:rPr>
       <w:tblPr/>
       <w:tcPr>
@@ -17905,7 +17905,7 @@
     </w:tblPr>
     <w:tblStylePr w:type="firstRow">
       <w:rPr>
-        <w:rFonts w:asciiTheme="majorHAnsi" w:eastAsiaTheme="majorEastAsia" w:hAnsiTheme="majorHAnsi" w:cstheme="majorBidi"/>
+        <w:rFonts w:ascii="Arial" w:hAnsi="Arial" w:cs="Arial" w:eastAsia="Arial"/>
       </w:rPr>
       <w:tblPr/>
       <w:tcPr>
@@ -17989,7 +17989,7 @@
     </w:tblPr>
     <w:tblStylePr w:type="firstRow">
       <w:rPr>
-        <w:rFonts w:asciiTheme="majorHAnsi" w:eastAsiaTheme="majorEastAsia" w:hAnsiTheme="majorHAnsi" w:cstheme="majorBidi"/>
+        <w:rFonts w:ascii="Arial" w:hAnsi="Arial" w:cs="Arial" w:eastAsia="Arial"/>
       </w:rPr>
       <w:tblPr/>
       <w:tcPr>
@@ -18073,7 +18073,7 @@
     </w:tblPr>
     <w:tblStylePr w:type="firstRow">
       <w:rPr>
-        <w:rFonts w:asciiTheme="majorHAnsi" w:eastAsiaTheme="majorEastAsia" w:hAnsiTheme="majorHAnsi" w:cstheme="majorBidi"/>
+        <w:rFonts w:ascii="Arial" w:hAnsi="Arial" w:cs="Arial" w:eastAsia="Arial"/>
       </w:rPr>
       <w:tblPr/>
       <w:tcPr>
@@ -18157,7 +18157,7 @@
     </w:tblPr>
     <w:tblStylePr w:type="firstRow">
       <w:rPr>
-        <w:rFonts w:asciiTheme="majorHAnsi" w:eastAsiaTheme="majorEastAsia" w:hAnsiTheme="majorHAnsi" w:cstheme="majorBidi"/>
+        <w:rFonts w:ascii="Arial" w:hAnsi="Arial" w:cs="Arial" w:eastAsia="Arial"/>
       </w:rPr>
       <w:tblPr/>
       <w:tcPr>
@@ -18241,7 +18241,7 @@
     </w:tblPr>
     <w:tblStylePr w:type="firstRow">
       <w:rPr>
-        <w:rFonts w:asciiTheme="majorHAnsi" w:eastAsiaTheme="majorEastAsia" w:hAnsiTheme="majorHAnsi" w:cstheme="majorBidi"/>
+        <w:rFonts w:ascii="Arial" w:hAnsi="Arial" w:cs="Arial" w:eastAsia="Arial"/>
       </w:rPr>
       <w:tblPr/>
       <w:tcPr>
@@ -18325,7 +18325,7 @@
     </w:tblPr>
     <w:tblStylePr w:type="firstRow">
       <w:rPr>
-        <w:rFonts w:asciiTheme="majorHAnsi" w:eastAsiaTheme="majorEastAsia" w:hAnsiTheme="majorHAnsi" w:cstheme="majorBidi"/>
+        <w:rFonts w:ascii="Arial" w:hAnsi="Arial" w:cs="Arial" w:eastAsia="Arial"/>
       </w:rPr>
       <w:tblPr/>
       <w:tcPr>
@@ -18390,7 +18390,7 @@
       <w:spacing w:after="0" w:line="240" w:lineRule="auto"/>
     </w:pPr>
     <w:rPr>
-      <w:rFonts w:asciiTheme="majorHAnsi" w:eastAsiaTheme="majorEastAsia" w:hAnsiTheme="majorHAnsi" w:cstheme="majorBidi"/>
+      <w:rFonts w:ascii="Arial" w:hAnsi="Arial" w:cs="Arial" w:eastAsia="Arial"/>
       <w:color w:val="000000" w:themeColor="text1"/>
     </w:rPr>
     <w:tblPr>
@@ -18518,7 +18518,7 @@
       <w:spacing w:after="0" w:line="240" w:lineRule="auto"/>
     </w:pPr>
     <w:rPr>
-      <w:rFonts w:asciiTheme="majorHAnsi" w:eastAsiaTheme="majorEastAsia" w:hAnsiTheme="majorHAnsi" w:cstheme="majorBidi"/>
+      <w:rFonts w:ascii="Arial" w:hAnsi="Arial" w:cs="Arial" w:eastAsia="Arial"/>
       <w:color w:val="000000" w:themeColor="text1"/>
     </w:rPr>
     <w:tblPr>
@@ -18646,7 +18646,7 @@
       <w:spacing w:after="0" w:line="240" w:lineRule="auto"/>
     </w:pPr>
     <w:rPr>
-      <w:rFonts w:asciiTheme="majorHAnsi" w:eastAsiaTheme="majorEastAsia" w:hAnsiTheme="majorHAnsi" w:cstheme="majorBidi"/>
+      <w:rFonts w:ascii="Arial" w:hAnsi="Arial" w:cs="Arial" w:eastAsia="Arial"/>
       <w:color w:val="000000" w:themeColor="text1"/>
     </w:rPr>
     <w:tblPr>
@@ -18774,7 +18774,7 @@
       <w:spacing w:after="0" w:line="240" w:lineRule="auto"/>
     </w:pPr>
     <w:rPr>
-      <w:rFonts w:asciiTheme="majorHAnsi" w:eastAsiaTheme="majorEastAsia" w:hAnsiTheme="majorHAnsi" w:cstheme="majorBidi"/>
+      <w:rFonts w:ascii="Arial" w:hAnsi="Arial" w:cs="Arial" w:eastAsia="Arial"/>
       <w:color w:val="000000" w:themeColor="text1"/>
     </w:rPr>
     <w:tblPr>
@@ -18902,7 +18902,7 @@
       <w:spacing w:after="0" w:line="240" w:lineRule="auto"/>
     </w:pPr>
     <w:rPr>
-      <w:rFonts w:asciiTheme="majorHAnsi" w:eastAsiaTheme="majorEastAsia" w:hAnsiTheme="majorHAnsi" w:cstheme="majorBidi"/>
+      <w:rFonts w:ascii="Arial" w:hAnsi="Arial" w:cs="Arial" w:eastAsia="Arial"/>
       <w:color w:val="000000" w:themeColor="text1"/>
     </w:rPr>
     <w:tblPr>
@@ -19030,7 +19030,7 @@
       <w:spacing w:after="0" w:line="240" w:lineRule="auto"/>
     </w:pPr>
     <w:rPr>
-      <w:rFonts w:asciiTheme="majorHAnsi" w:eastAsiaTheme="majorEastAsia" w:hAnsiTheme="majorHAnsi" w:cstheme="majorBidi"/>
+      <w:rFonts w:ascii="Arial" w:hAnsi="Arial" w:cs="Arial" w:eastAsia="Arial"/>
       <w:color w:val="000000" w:themeColor="text1"/>
     </w:rPr>
     <w:tblPr>
@@ -19158,7 +19158,7 @@
       <w:spacing w:after="0" w:line="240" w:lineRule="auto"/>
     </w:pPr>
     <w:rPr>
-      <w:rFonts w:asciiTheme="majorHAnsi" w:eastAsiaTheme="majorEastAsia" w:hAnsiTheme="majorHAnsi" w:cstheme="majorBidi"/>
+      <w:rFonts w:ascii="Arial" w:hAnsi="Arial" w:cs="Arial" w:eastAsia="Arial"/>
       <w:color w:val="000000" w:themeColor="text1"/>
     </w:rPr>
     <w:tblPr>
@@ -19797,7 +19797,7 @@
       <w:spacing w:after="0" w:line="240" w:lineRule="auto"/>
     </w:pPr>
     <w:rPr>
-      <w:rFonts w:asciiTheme="majorHAnsi" w:eastAsiaTheme="majorEastAsia" w:hAnsiTheme="majorHAnsi" w:cstheme="majorBidi"/>
+      <w:rFonts w:ascii="Arial" w:hAnsi="Arial" w:cs="Arial" w:eastAsia="Arial"/>
       <w:color w:val="000000" w:themeColor="text1"/>
     </w:rPr>
     <w:tblPr>
@@ -19922,7 +19922,7 @@
       <w:spacing w:after="0" w:line="240" w:lineRule="auto"/>
     </w:pPr>
     <w:rPr>
-      <w:rFonts w:asciiTheme="majorHAnsi" w:eastAsiaTheme="majorEastAsia" w:hAnsiTheme="majorHAnsi" w:cstheme="majorBidi"/>
+      <w:rFonts w:ascii="Arial" w:hAnsi="Arial" w:cs="Arial" w:eastAsia="Arial"/>
       <w:color w:val="000000" w:themeColor="text1"/>
     </w:rPr>
     <w:tblPr>
@@ -20047,7 +20047,7 @@
       <w:spacing w:after="0" w:line="240" w:lineRule="auto"/>
     </w:pPr>
     <w:rPr>
-      <w:rFonts w:asciiTheme="majorHAnsi" w:eastAsiaTheme="majorEastAsia" w:hAnsiTheme="majorHAnsi" w:cstheme="majorBidi"/>
+      <w:rFonts w:ascii="Arial" w:hAnsi="Arial" w:cs="Arial" w:eastAsia="Arial"/>
       <w:color w:val="000000" w:themeColor="text1"/>
     </w:rPr>
     <w:tblPr>
@@ -20172,7 +20172,7 @@
       <w:spacing w:after="0" w:line="240" w:lineRule="auto"/>
     </w:pPr>
     <w:rPr>
-      <w:rFonts w:asciiTheme="majorHAnsi" w:eastAsiaTheme="majorEastAsia" w:hAnsiTheme="majorHAnsi" w:cstheme="majorBidi"/>
+      <w:rFonts w:ascii="Arial" w:hAnsi="Arial" w:cs="Arial" w:eastAsia="Arial"/>
       <w:color w:val="000000" w:themeColor="text1"/>
     </w:rPr>
     <w:tblPr>
@@ -20297,7 +20297,7 @@
       <w:spacing w:after="0" w:line="240" w:lineRule="auto"/>
     </w:pPr>
     <w:rPr>
-      <w:rFonts w:asciiTheme="majorHAnsi" w:eastAsiaTheme="majorEastAsia" w:hAnsiTheme="majorHAnsi" w:cstheme="majorBidi"/>
+      <w:rFonts w:ascii="Arial" w:hAnsi="Arial" w:cs="Arial" w:eastAsia="Arial"/>
       <w:color w:val="000000" w:themeColor="text1"/>
     </w:rPr>
     <w:tblPr>
@@ -20422,7 +20422,7 @@
       <w:spacing w:after="0" w:line="240" w:lineRule="auto"/>
     </w:pPr>
     <w:rPr>
-      <w:rFonts w:asciiTheme="majorHAnsi" w:eastAsiaTheme="majorEastAsia" w:hAnsiTheme="majorHAnsi" w:cstheme="majorBidi"/>
+      <w:rFonts w:ascii="Arial" w:hAnsi="Arial" w:cs="Arial" w:eastAsia="Arial"/>
       <w:color w:val="000000" w:themeColor="text1"/>
     </w:rPr>
     <w:tblPr>
@@ -20547,7 +20547,7 @@
       <w:spacing w:after="0" w:line="240" w:lineRule="auto"/>
     </w:pPr>
     <w:rPr>
-      <w:rFonts w:asciiTheme="majorHAnsi" w:eastAsiaTheme="majorEastAsia" w:hAnsiTheme="majorHAnsi" w:cstheme="majorBidi"/>
+      <w:rFonts w:ascii="Arial" w:hAnsi="Arial" w:cs="Arial" w:eastAsia="Arial"/>
       <w:color w:val="000000" w:themeColor="text1"/>
     </w:rPr>
     <w:tblPr>
@@ -24500,7 +24500,7 @@
     </a:clrScheme>
     <a:fontScheme name="Office">
       <a:majorFont>
-        <a:latin typeface="Calibri"/>
+        <a:latin typeface="Arial"/>
         <a:ea typeface=""/>
         <a:cs typeface=""/>
         <a:font script="Jpan" typeface="ＭＳ ゴシック"/>
@@ -24535,7 +24535,7 @@
         <a:font script="Geor" typeface="Sylfaen"/>
       </a:majorFont>
       <a:minorFont>
-        <a:latin typeface="Cambria"/>
+        <a:latin typeface="Arial"/>
         <a:ea typeface=""/>
         <a:cs typeface=""/>
         <a:font script="Jpan" typeface="ＭＳ 明朝"/>

--- a/assets/worksheets/electromagnetic-spectrum/answer-key.docx
+++ b/assets/worksheets/electromagnetic-spectrum/answer-key.docx
@@ -568,15 +568,39 @@
     <w:pPr>
       <w:pStyle w:val="Header"/>
       <w:tabs>
-        <w:tab w:pos="10080" w:val="right"/>
+        <w:tab w:val="clear" w:pos="576"/>
+        <w:tab w:val="clear" w:pos="1152"/>
+        <w:tab w:val="clear" w:pos="1728"/>
+        <w:tab w:val="clear" w:pos="2304"/>
+        <w:tab w:val="clear" w:pos="2880"/>
+        <w:tab w:val="clear" w:pos="3456"/>
+        <w:tab w:val="clear" w:pos="4032"/>
+        <w:tab w:pos="9820" w:val="right"/>
       </w:tabs>
+      <w:spacing w:before="0" w:after="0" w:lineRule="exact" w:line="480"/>
+      <w:shd w:val="clear" w:fill="002855"/>
+      <w:pBdr>
+        <w:bottom w:val="single" w:sz="16" w:space="0" w:color="EEAA00"/>
+      </w:pBdr>
     </w:pPr>
     <w:r>
       <w:rPr>
-        <w:b/>
-        <w:color w:val="002855"/>
-      </w:rPr>
-      <w:t>WVU DSPIRA</w:t>
+        <w:rFonts w:ascii="Arial" w:hAnsi="Arial"/>
+        <w:b/>
+        <w:color w:val="FFFFFF"/>
+        <w:sz w:val="32"/>
+      </w:rPr>
+      <w:t xml:space="preserve">  WVU DSPIRA</w:t>
+    </w:r>
+    <w:r>
+      <w:rPr>
+        <w:rFonts w:ascii="Arial" w:hAnsi="Arial"/>
+        <w:b w:val="0"/>
+        <w:color w:val="FFFFFF"/>
+        <w:sz w:val="18"/>
+      </w:rPr>
+      <w:tab/>
+      <w:t>WEST VIRGINIA UNIVERSITY</w:t>
     </w:r>
   </w:p>
 </w:hdr>

--- a/assets/worksheets/electromagnetic-spectrum/answer-key.docx
+++ b/assets/worksheets/electromagnetic-spectrum/answer-key.docx
@@ -694,7 +694,7 @@
       </w:tabs>
     </w:pPr>
     <w:r>
-      <w:t>wvurail.org/dspira</w:t>
+      <w:t>rail.wvu.edu/dspira</w:t>
     </w:r>
     <w:r>
       <w:tab/>
